--- a/entregables/planificacion/Guia_Profesor_Discusiones_Ejercicios_82514.docx
+++ b/entregables/planificacion/Guia_Profesor_Discusiones_Ejercicios_82514.docx
@@ -8921,7 +8921,7 @@
           <w:sz w:val="22"/>
           <w:szCs w:val="22"/>
         </w:rPr>
-        <w:t xml:space="preserve">Dada G(s) = 25/(s² + 4s + 25), calcula a mano ωn, ζ, el sobreimpulso y el tiempo de establecimiento aproximado. Después verifica con ct.step_info y discute las discrepancias.</w:t>
+        <w:t xml:space="preserve">Dada G(s) = 25/(s² + 4s + 25), calcula a mano ωn, ζ, la sobreoscilación y el tiempo de establecimiento aproximado. Después verifica con ct.step_info y discute las discrepancias.</w:t>
       </w:r>
     </w:p>
     <w:p>
@@ -8946,7 +8946,7 @@
           <w:sz w:val="22"/>
           <w:szCs w:val="22"/>
         </w:rPr>
-        <w:t xml:space="preserve">Comparando s² + 4s + 25 con s² + 2ζωn·s + ωn²: ωn = √25 = 5 rad/s y 2ζωn = 4, luego ζ = 0.4. Sobreimpulso e^(−π·0.4/√(1−0.16))·100 = 25.4 %, y ts ≈ 4.6/(ζ·ωn) = 4.6/2 = 2.3 s. ct.step_info devuelve Overshoot ≈ 25.3 %, la fórmula del sobreimpulso es exacta, y SettlingTime ≈ 1.71 s, sensiblemente menor que la regla. La razón: la regla 4.6/(ζωn) está construida sobre la envolvente exponencial e^(−ζωn·t), y da el instante en que la envolvente entra en la banda del 2 %; la señal real puede entrar antes, porque el coseno que la modula pasa por cero. La regla es conservadora, que es como debe ser una regla de diseño.</w:t>
+        <w:t xml:space="preserve">Comparando s² + 4s + 25 con s² + 2ζωn·s + ωn²: ωn = √25 = 5 rad/s y 2ζωn = 4, luego ζ = 0.4. Sobreoscilación e^(−π·0.4/√(1−0.16))·100 = 25.4 %, y ts ≈ 4.6/(ζ·ωn) = 4.6/2 = 2.3 s. ct.step_info devuelve Overshoot ≈ 25.3 %, la fórmula de la sobreoscilación es exacta, y SettlingTime ≈ 1.71 s, sensiblemente menor que la regla. La razón: la regla 4.6/(ζωn) está construida sobre la envolvente exponencial e^(−ζωn·t), y da el instante en que la envolvente entra en la banda del 2 %; la señal real puede entrar antes, porque el coseno que la modula pasa por cero. La regla es conservadora, que es como debe ser una regla de diseño.</w:t>
       </w:r>
     </w:p>
     <w:p>
@@ -9021,7 +9021,7 @@
           <w:sz w:val="22"/>
           <w:szCs w:val="22"/>
         </w:rPr>
-        <w:t xml:space="preserve">Encuentra, con scipy.optimize.brentq sobre ct.margin, el valor de Kp que deja el lazo con exactamente 45° de margen de fase para G_th3. Después cierra el lazo con ese Kp y comprueba con ct.step_info el sobreimpulso real. ¿Se cumple la regla ζ ≈ PM/100?</w:t>
+        <w:t xml:space="preserve">Encuentra, con scipy.optimize.brentq sobre ct.margin, el valor de Kp que deja el lazo con exactamente 45° de margen de fase para G_th3. Después cierra el lazo con ese Kp y comprueba con ct.step_info la sobreoscilación real. ¿Se cumple la regla ζ ≈ PM/100?</w:t>
       </w:r>
     </w:p>
     <w:p>
@@ -9046,7 +9046,7 @@
           <w:sz w:val="22"/>
           <w:szCs w:val="22"/>
         </w:rPr>
-        <w:t xml:space="preserve">El valor es Kp ≈ 0.51. Con él, ct.step_info sobre el lazo cerrado da un sobreimpulso en torno al 21-23 %, frente al 20.5 % que predice la regla con ζ = 0.45. La coincidencia es buena porque, con esa ganancia, los dos polos lentos del lazo cerrado dominan y el polo rápido en −794 no participa del transitorio. Si repites el ejercicio con PM = 20°, la predicción se degrada: cuanto más se acerca el lazo a la inestabilidad, menos válida es la aproximación de segundo orden dominante.</w:t>
+        <w:t xml:space="preserve">El valor es Kp ≈ 0.51. Con él, ct.step_info sobre el lazo cerrado da una sobreoscilación en torno al 21-23 %, frente al 20.5 % que predice la regla con ζ = 0.45. La coincidencia es buena porque, con esa ganancia, los dos polos lentos del lazo cerrado dominan y el polo rápido en −794 no participa del transitorio. Si repites el ejercicio con PM = 20°, la predicción se degrada: cuanto más se acerca el lazo a la inestabilidad, menos válida es la aproximación de segundo orden dominante.</w:t>
       </w:r>
     </w:p>
     <w:p>
@@ -9139,7 +9139,7 @@
           <w:sz w:val="22"/>
           <w:szCs w:val="22"/>
         </w:rPr>
-        <w:t xml:space="preserve">No hay contradicción: son dos cosas distintas. Con la banda del 5 % el tiempo de establecimiento empeora al subir Ki (más sobreimpulso, más oscilación: la tabla de De Silva tiene razón); con la banda del 0.5 % mejora, porque sin integrador el error estacionario de gravedad es de 0.06 rad y el lazo nunca entra en una banda tan estrecha, el tiempo de establecimiento es infinito por definición. La moraleja de taller es que el tiempo de establecimiento no significa nada si no se dice la tolerancia, y que un indicador mal definido puede hacer que un ajuste peor parezca mejor. Es exactamente el tipo de discusión que conviene tener antes de escribir una especificación en un pliego.</w:t>
+        <w:t xml:space="preserve">No hay contradicción: son dos cosas distintas. Con la banda del 5 % el tiempo de establecimiento empeora al subir Ki (más sobreoscilación, más oscilación: la tabla de De Silva tiene razón); con la banda del 0.5 % mejora, porque sin integrador el error estacionario de gravedad es de 0.06 rad y el lazo nunca entra en una banda tan estrecha, el tiempo de establecimiento es infinito por definición. La moraleja de taller es que el tiempo de establecimiento no significa nada si no se dice la tolerancia, y que un indicador mal definido puede hacer que un ajuste peor parezca mejor. Es exactamente el tipo de discusión que conviene tener antes de escribir una especificación en un pliego.</w:t>
       </w:r>
     </w:p>
     <w:p>
@@ -9189,7 +9189,7 @@
           <w:sz w:val="22"/>
           <w:szCs w:val="22"/>
         </w:rPr>
-        <w:t xml:space="preserve">Z-N PI da Kp = 0.45·Ku ≈ 2.26 y Kd = 0. Entonces ζ = (b + 0)/(2·√(Kp·M)) = 0.1/(2·√1.13) = 0.047: prácticamente sin amortiguamiento. En el simulador el eslabón llega a pasar por encima del punto más alto y sigue girando: el sobreimpulso medido supera el 200 %. Ocurre porque lo único que amortigua esta planta es la fricción viscosa del eje, que es minúscula, y el integrador aún empuja mientras el eslabón se acerca. En una planta de proceso con constante de tiempo dominante y amortiguamiento propio, el PI de Z-N funciona razonablemente; en un servo mecánico de baja fricción, el término derivativo no es opcional. De ahí la práctica industrial de robots: PD o PID con Kd grande, nunca PI.</w:t>
+        <w:t xml:space="preserve">Z-N PI da Kp = 0.45·Ku ≈ 2.26 y Kd = 0. Entonces ζ = (b + 0)/(2·√(Kp·M)) = 0.1/(2·√1.13) = 0.047: prácticamente sin amortiguamiento. En el simulador el eslabón llega a pasar por encima del punto más alto y sigue girando: la sobreoscilación medida supera el 200 %. Ocurre porque lo único que amortigua esta planta es la fricción viscosa del eje, que es minúscula, y el integrador aún empuja mientras el eslabón se acerca. En una planta de proceso con constante de tiempo dominante y amortiguamiento propio, el PI de Z-N funciona razonablemente; en un servo mecánico de baja fricción, el término derivativo no es opcional. De ahí la práctica industrial de robots: PD o PID con Kd grande, nunca PI.</w:t>
       </w:r>
     </w:p>
     <w:p>

--- a/entregables/planificacion/Guia_Profesor_Discusiones_Ejercicios_82514.docx
+++ b/entregables/planificacion/Guia_Profesor_Discusiones_Ejercicios_82514.docx
@@ -1987,7 +1987,7 @@
           <w:sz w:val="22"/>
           <w:szCs w:val="22"/>
         </w:rPr>
-        <w:t xml:space="preserve">En tacto, el transductor está resuelto y el sistema no: lo que falta es integración mecánica, cableado, robustez y procesado, no principio físico. Corolario de criterio: cuando una tecnología lleva veinte años prometida y no llega, hay que preguntar por la integración y el procesado, no por el transductor. La conexión queda abierta hacia los grippers del laboratorio y hacia las manos de los humanoides, hoy la parte menos resuelta de la máquina.</w:t>
+        <w:t xml:space="preserve">En tacto, el transductor está resuelto y el sistema no: lo que falta es integración mecánica, cableado, robustez y procesado, no principio físico. Corolario de criterio: cuando una tecnología lleva veinte años prometida y no llega, hay que preguntar por la integración y el procesado, no por el transductor. La conexión queda abierta hacia las pinzas del laboratorio y hacia las manos de los humanoides, hoy la parte menos resuelta de la máquina.</w:t>
       </w:r>
     </w:p>
     <w:p>
@@ -2057,7 +2057,7 @@
           <w:sz w:val="22"/>
           <w:szCs w:val="22"/>
         </w:rPr>
-        <w:t xml:space="preserve">«Caso (c), el husillo a ocho mil hercios. Antes de decirme qué sensor habéis elegido, quiero la lista: qué magnitud vais a medir, en qué banda de frecuencias, con qué span y con qué frecuencia de muestreo. El nombre del sensor, al final.»</w:t>
+        <w:t xml:space="preserve">«Caso (c), el husillo, con la vibración a medir hasta ocho mil hercios. Antes de decirme qué sensor habéis elegido, quiero la lista: qué magnitud vais a medir, en qué banda de frecuencias, con qué span y con qué frecuencia de muestreo. El nombre del sensor, al final.»</w:t>
       </w:r>
     </w:p>
     <w:p>
@@ -6815,7 +6815,7 @@
           <w:sz w:val="22"/>
           <w:szCs w:val="22"/>
         </w:rPr>
-        <w:t xml:space="preserve">Con alpha_1 = pi/2 el eje de la segunda articulación deja de ser paralelo al de la primera: pasa a ser perpendicular. El robot deja de ser plano y se convierte en el embrión de un brazo antropomórfico, cintura más hombro, exactamente los dos primeros ejes de un 6R industrial. En q = (0, 0) la punta sigue en (a1 + a2, 0, 0) porque Tx va antes de Rx en la fila; en q = (0, 90°) la punta sube a (a1, 0, a2). El espacio de trabajo ya no es una corona plana sino una superficie de revolución en 3D: la corona circular barrida alrededor del eje de la primera articulación. Este es el mecanismo por el que un solo parámetro alpha no nulo saca al robot del plano, y por eso alpha es el parámetro DH que más errores provoca.</w:t>
+        <w:t xml:space="preserve">Con alpha_1 = pi/2 el eje de la segunda articulación deja de ser paralelo al de la primera: pasa a ser perpendicular. El robot deja de ser plano y se convierte en el embrión de un brazo antropomórfico, cintura más hombro, exactamente los dos primeros ejes de un 6R industrial. En q = (0, 0) la punta sigue en (a1 + a2, 0, 0) porque Tx va antes de Rx en la fila; en q = (0, 90°) la punta sube a (a1, 0, a2). El espacio de trabajo ya no es una corona plana sino una superficie de revolución en 3D: el toro que genera la circunferencia de radio a2, centrada a distancia a1 del eje, al barrerla alrededor del eje de la primera articulación. Este es el mecanismo por el que un solo parámetro alpha no nulo saca al robot del plano, y por eso alpha es el parámetro DH que más errores provoca.</w:t>
       </w:r>
     </w:p>
     <w:p>
@@ -7129,7 +7129,7 @@
           <w:sz w:val="22"/>
           <w:szCs w:val="22"/>
         </w:rPr>
-        <w:t xml:space="preserve">Añade al PUMA una configuración propia llamada qtrabajo con q = (0°, −45°, 90°, 0°, 45°, 0°) (basta con guardarla en una variable) y compara su pose con la de qn: ¿a qué distancia están las dos puntas y cuánto han girado una respecto de la otra? Pista: la distancia es np.linalg.norm(T1.t - T2.t) y el ángulo se saca de (T1.inv() * T2).angvec().</w:t>
+        <w:t xml:space="preserve">Añade al PUMA una configuración propia llamada q_trabajo con q = (0°, −45°, 90°, 0°, 45°, 0°) (basta con guardarla en una variable) y compara su pose con la de qn: ¿a qué distancia están las dos puntas y cuánto han girado una respecto de la otra? Pista: la distancia es np.linalg.norm(T1.t - T2.t) y el ángulo se saca de (T1.inv() * T2).angvec().</w:t>
       </w:r>
     </w:p>
     <w:p>
@@ -7210,7 +7210,7 @@
           <w:sz w:val="22"/>
           <w:szCs w:val="22"/>
         </w:rPr>
-        <w:t xml:space="preserve">La distancia entre puntas es de unos 58 cm y el giro relativo, exactamente 180 grados alrededor del eje y: las dos configuraciones apuntan la herramienta en sentidos opuestos. Lo interesante didácticamente es que las dos configuraciones difieren en solo tres articulaciones y en ángulos moderados: en un 6R, cambios articulares pequeños cerca de la base producen desplazamientos cartesianos grandes en la punta, porque el brazo actúa como palanca. Eso es exactamente lo que el jacobiano de S17 va a cuantificar.</w:t>
+        <w:t xml:space="preserve">La distancia entre puntas es de unos 58 cm y el giro relativo, exactamente 180 grados alrededor del eje y: las dos configuraciones apuntan la herramienta en sentidos opuestos. Lo interesante didácticamente es que las dos configuraciones difieren en solo dos articulaciones, hombro y codo (q2 y q3, 90 grados cada una), y aun así la punta se va 58 cm y da media vuelta: en un 6R, los cambios articulares cerca de la base producen desplazamientos cartesianos grandes en la punta, porque el brazo actúa como palanca. Eso es exactamente lo que el jacobiano de S17 va a cuantificar.</w:t>
       </w:r>
     </w:p>
     <w:p>
@@ -7705,7 +7705,7 @@
           <w:sz w:val="22"/>
           <w:szCs w:val="22"/>
         </w:rPr>
-        <w:t xml:space="preserve">A un robot real se manda la segunda, sin ninguna duda. Y conviene explicitar el porqué: la primera versión no es «peor numéricamente», todas sus soluciones son exactas, todas producen la pose pedida, es que físicamente imposible de ejecutar, porque exigiría que la muñeca girara 180 grados entre dos puntos separados por 2 cm. Esa distinción entre «solución matemáticamente correcta» y «solución ejecutable» es el contenido de esta sesión.</w:t>
+        <w:t xml:space="preserve">A un robot real se manda la segunda, sin ninguna duda. Y conviene explicitar el porqué: la primera versión no es «peor numéricamente», todas sus soluciones son exactas, todas producen la pose pedida, es que es físicamente imposible de ejecutar, porque exigiría que la muñeca girara 180 grados entre dos puntos separados por 2 cm. Esa distinción entre «solución matemáticamente correcta» y «solución ejecutable» es el contenido de esta sesión.</w:t>
       </w:r>
     </w:p>
     <w:p>
@@ -8540,7 +8540,7 @@
           <w:sz w:val="22"/>
           <w:szCs w:val="22"/>
         </w:rPr>
-        <w:t xml:space="preserve">por aceleración: T ≥ sqrt(10·D/(√3·a_max)) = 2.4495 s</w:t>
+        <w:t xml:space="preserve">por aceleración: T ≥ sqrt(10·D/(√3·a_max)) = 2.4028 s</w:t>
       </w:r>
     </w:p>
     <w:p>
@@ -8853,7 +8853,7 @@
           <w:sz w:val="22"/>
           <w:szCs w:val="22"/>
         </w:rPr>
-        <w:t xml:space="preserve">I_total_motor = 1.2e-5 + 0.35/100² = 1.2e-5 + 3.5e-5 = 4.7e-5 kg·m², frente a los 5.0e-4 kg·m² que usamos en la sección 1. La constante de tiempo cae de unos 166 ms a unos 16 ms: diez veces más rápido. La reductora no ha cambiado el motor ni el eslabón, ha cambiado quién manda: la inercia del eslabón, dividida por G² = 10 000 al reflejarla al eje del motor, casi desaparece. Ese es el mismo fenómeno que la tabla anterior contaba desde el otro lado (multiplicando la del rotor por G² al reflejarla a la articulación). Y explica el efecto 1/G² de Corke (2023, p. 348): si la inercia del eslabón cambia con la configuración un factor dos, ese cambio, reflejado al motor, es cuarenta veces menor que la inercia fija del rotor, el motor casi no se entera.</w:t>
+        <w:t xml:space="preserve">I_total_motor = 1.2e-5 + 0.35/100² = 1.2e-5 + 3.5e-5 = 4.7e-5 kg·m², frente a los 5.0e-4 kg·m² que usamos en la sección 1. La constante de tiempo cae de unos 166 ms a unos 16 ms: diez veces más rápido. La reductora no ha cambiado el motor ni el eslabón, ha cambiado quién manda: la inercia del eslabón, dividida por G² = 10 000 al reflejarla al eje del motor, casi desaparece. Ese es el mismo fenómeno que la tabla anterior contaba desde el otro lado (multiplicando la del rotor por G² al reflejarla a la articulación). Y explica el efecto 1/G² de Corke (2023, p. 348): si la inercia del eslabón cambia con la configuración un factor dos, ese cambio queda dividido por G² al reflejarlo: 3,5·10⁻⁵ kg·m², frente a los 0,35 kg·m² que serían vistos desde la articulación. Conviene rematar con el número honesto: como esos 3,5·10⁻⁵ siguen siendo unas tres veces la inercia del rotor, con G = 100 el motor todavía se entera, y hace falta una reducción bastante mayor (o aceptar la variación y compensarla en el control) para que deje de enterarse.</w:t>
       </w:r>
     </w:p>
     <w:p>
@@ -8946,7 +8946,7 @@
           <w:sz w:val="22"/>
           <w:szCs w:val="22"/>
         </w:rPr>
-        <w:t xml:space="preserve">Comparando s² + 4s + 25 con s² + 2ζωn·s + ωn²: ωn = √25 = 5 rad/s y 2ζωn = 4, luego ζ = 0.4. Sobreoscilación e^(−π·0.4/√(1−0.16))·100 = 25.4 %, y ts ≈ 4.6/(ζ·ωn) = 4.6/2 = 2.3 s. ct.step_info devuelve Overshoot ≈ 25.3 %, la fórmula de la sobreoscilación es exacta, y SettlingTime ≈ 1.71 s, sensiblemente menor que la regla. La razón: la regla 4.6/(ζωn) está construida sobre la envolvente exponencial e^(−ζωn·t), y da el instante en que la envolvente entra en la banda del 2 %; la señal real puede entrar antes, porque el coseno que la modula pasa por cero. La regla es conservadora, que es como debe ser una regla de diseño.</w:t>
+        <w:t xml:space="preserve">Comparando s² + 4s + 25 con s² + 2ζωn·s + ωn²: ωn = √25 = 5 rad/s y 2ζωn = 4, luego ζ = 0.4. Sobreoscilación e^(−π·0.4/√(1−0.16))·100 = 25.4 %, y ts ≈ 4.6/(ζ·ωn) = 4.6/2 = 2.3 s. ct.step_info devuelve Overshoot ≈ 25.3 %, la fórmula de la sobreoscilación es exacta, y SettlingTime ≈ 1.71 s, sensiblemente menor que la regla. La razón: la regla 4.6/(ζωn) está construida sobre la envolvente exponencial e^(−ζωn·t), y da el instante en que la envolvente entra en la banda del 1 % (4,6 = ln 100), mientras que ct.step_info mide sobre la banda del 2 %; y la señal real puede entrar antes que su envolvente, porque el coseno que la modula pasa por cero. La regla es conservadora, que es como debe ser una regla de diseño.</w:t>
       </w:r>
     </w:p>
     <w:p>
@@ -9600,7 +9600,7 @@
           <w:sz w:val="22"/>
           <w:szCs w:val="22"/>
         </w:rPr>
-        <w:t xml:space="preserve">Implementa el feedforward de par puro: calcular la dinámica inversa a lo largo de la trayectoria deseada (con qd, dqd, ddqd en lugar de q, dq, ddq) y sumarle un PD. Su dinámica de error, M(q*)·ë + Kd·ė + Kp·e = 0, sigue acoplada por la matriz M no diagonal y depende de la configuración (Corke, 2023, p. 359, ec. 9.15). Compáralo con el par calculado y comprueba si la diferencia se nota en esta trayectoria.</w:t>
+        <w:t xml:space="preserve">Implementa la prealimentación de par puro: calcular la dinámica inversa a lo largo de la trayectoria deseada (con qd, dqd, ddqd en lugar de q, dq, ddq) y sumarle un PD. Su dinámica de error, M(q*)·ë + Kd·ė + Kp·e = 0, sigue acoplada por la matriz M no diagonal y depende de la configuración (Corke, 2023, p. 359, ec. 9.15). Compáralo con el par calculado y comprueba si la diferencia se nota en esta trayectoria.</w:t>
       </w:r>
     </w:p>
     <w:p>
@@ -9625,7 +9625,7 @@
           <w:sz w:val="22"/>
           <w:szCs w:val="22"/>
         </w:rPr>
-        <w:t xml:space="preserve">El feedforward de par puro mejora mucho al PD, queda entre el PD con gravedad y el par calculado, pero no alcanza a este último, y la diferencia crece con la velocidad de la trayectoria. La razón es estructural: el feedforward evalúa el modelo fuera del lazo, en la trayectoria deseada, así que compensa lo que el robot debería estar haciendo, no lo que hace. Mientras el seguimiento sea bueno la diferencia es pequeña; en cuanto el robot se desvía, una perturbación, una carga inesperada, el término anticipativo está calculado en el sitio equivocado. El par calculado evalúa el modelo en el estado medido y por eso cancela la dinámica real, no la prevista.</w:t>
+        <w:t xml:space="preserve">La prealimentación de par puro mejora mucho al PD, queda entre el PD con gravedad y el par calculado, pero no alcanza a este último, y la diferencia crece con la velocidad de la trayectoria. La razón es estructural: la prealimentación evalúa el modelo fuera del lazo, en la trayectoria deseada, así que compensa lo que el robot debería estar haciendo, no lo que hace. Mientras el seguimiento sea bueno la diferencia es pequeña; en cuanto el robot se desvía, una perturbación, una carga inesperada, el término anticipativo está calculado en el sitio equivocado. El par calculado evalúa el modelo en el estado medido y por eso cancela la dinámica real, no la prevista.</w:t>
       </w:r>
     </w:p>
     <w:p>
@@ -11978,7 +11978,7 @@
           <w:sz w:val="22"/>
           <w:szCs w:val="22"/>
         </w:rPr>
-        <w:t xml:space="preserve">Completa la tabla comparativa del guion de clase ejecutando lo que necesites: para transformada de distancia / A\*, PRM y RRT, rellena ¿completo?, ¿óptimo?, coste de planificación frente a coste de consulta, ¿sirve con 6 gdl?, ¿sirve con mapa cambiante? Justifica cada casilla con un número medido en este cuaderno, no con una impresión.</w:t>
+        <w:t xml:space="preserve">Completa la tabla comparativa del guion de clase ejecutando lo que necesites: para transformada de distancia, A*, PRM y RRT, rellena ¿completo?, ¿óptimo?, coste de planificación frente a coste de consulta, ¿sirve con 6 gdl?, ¿sirve con mapa cambiante? Justifica cada casilla con un número medido en este cuaderno, no con una impresión.</w:t>
       </w:r>
     </w:p>
     <w:p>
@@ -12809,7 +12809,7 @@
           <w:sz w:val="22"/>
           <w:szCs w:val="22"/>
         </w:rPr>
-        <w:t xml:space="preserve">El resultado numérico es más fino de lo que uno espera y merece comentarse con cuidado. Con γ = 0,5, v*(7,0) vale exactamente −0,0800, que es el valor de no llegar nunca: −0,04/(1−0,5). Desde la esquina más lejana, con γ = 0,5 la meta está a quince pasos y 0,5¹⁵ ≈ 3·10⁻⁵, el muelle es, literalmente, invisible desde allí. Con γ = 0,995 el valor de esa misma celda pasa a ser positivo (+0,169): la meta ya pesa. La regla práctica que hay que dictar: el horizonte efectivo es del orden de 1/(1−γ) pasos y debe cubrir la tarea; por eso en robótica γ ≈ 0,99.</w:t>
+        <w:t xml:space="preserve">El resultado numérico es más fino de lo que uno espera y merece comentarse con cuidado. Con γ = 0,5, v*(7,0) vale exactamente −0,0800, que es el valor de no llegar nunca: −0,04/(1−0,5). Desde la esquina más lejana, con γ = 0,5 la meta está a dieciséis pasos y 0,5¹⁶ ≈ 1,5·10⁻⁵, el muelle es, literalmente, invisible desde allí. Con γ = 0,995 el valor de esa misma celda pasa a ser positivo (+0,169): la meta ya pesa. La regla práctica que hay que dictar: el horizonte efectivo es del orden de 1/(1−γ) pasos y debe cubrir la tarea; por eso en robótica γ ≈ 0,99.</w:t>
       </w:r>
     </w:p>
     <w:p>
